--- a/doc/DDD_FreelanceMarketplaceEcosystem.docx
+++ b/doc/DDD_FreelanceMarketplaceEcosystem.docx
@@ -36649,7 +36649,7 @@
           <w:szCs w:val="24"/>
           <w:rtl w:val="0"/>
         </w:rPr>
-        <w:t xml:space="preserve">│   ├──              # lookup data (statuses, payment types, ...)</w:t>
+        <w:t xml:space="preserve">│   ├──  Procedures1 .sql          # First set of procedures</w:t>
       </w:r>
     </w:p>
     <w:p>
@@ -36667,11 +36667,12 @@
           <w:szCs w:val="24"/>
           <w:rtl w:val="0"/>
         </w:rPr>
-        <w:t xml:space="preserve">│   └──             # stored procedures and functions</w:t>
+        <w:t xml:space="preserve">│   └──  seed_data.sql           # seed data</w:t>
       </w:r>
     </w:p>
     <w:p>
       <w:pPr>
+        <w:ind w:left="0" w:firstLine="0"/>
         <w:rPr>
           <w:rFonts w:ascii="Times New Roman" w:cs="Times New Roman" w:eastAsia="Times New Roman" w:hAnsi="Times New Roman"/>
           <w:sz w:val="24"/>
